--- a/hw dec/ravn_tr/отчёт.docx
+++ b/hw dec/ravn_tr/отчёт.docx
@@ -446,6 +446,13 @@
     </w:p>
     <w:sdt>
       <w:sdtPr>
+        <w:rPr>
+          <w:rFonts w:asciiTheme="minorHAnsi" w:eastAsiaTheme="minorHAnsi" w:hAnsiTheme="minorHAnsi" w:cstheme="minorBidi"/>
+          <w:color w:val="auto"/>
+          <w:sz w:val="22"/>
+          <w:szCs w:val="22"/>
+          <w:lang w:eastAsia="en-US"/>
+        </w:rPr>
         <w:id w:val="-310869479"/>
         <w:docPartObj>
           <w:docPartGallery w:val="Table of Contents"/>
@@ -454,13 +461,8 @@
       </w:sdtPr>
       <w:sdtEndPr>
         <w:rPr>
-          <w:rFonts w:asciiTheme="minorHAnsi" w:eastAsiaTheme="minorHAnsi" w:hAnsiTheme="minorHAnsi" w:cstheme="minorBidi"/>
           <w:b/>
           <w:bCs/>
-          <w:color w:val="auto"/>
-          <w:sz w:val="22"/>
-          <w:szCs w:val="22"/>
-          <w:lang w:eastAsia="en-US"/>
         </w:rPr>
       </w:sdtEndPr>
       <w:sdtContent>
@@ -2177,7 +2179,8 @@
       </w:pPr>
       <w:r>
         <w:rPr>
-          <w:lang w:val="en-US"/>
+          <w:noProof/>
+          <w:lang w:eastAsia="ru-RU"/>
         </w:rPr>
         <w:lastRenderedPageBreak/>
         <w:drawing>
@@ -2431,20 +2434,32 @@
         </w:tabs>
         <w:ind w:left="1418" w:hanging="1417"/>
         <w:rPr>
-          <w:lang w:val="en-US"/>
-        </w:rPr>
-      </w:pPr>
-      <w:r>
-        <w:rPr>
           <w:noProof/>
           <w:lang w:eastAsia="ru-RU"/>
         </w:rPr>
-        <w:lastRenderedPageBreak/>
+      </w:pPr>
+    </w:p>
+    <w:p>
+      <w:pPr>
+        <w:tabs>
+          <w:tab w:val="left" w:pos="426"/>
+        </w:tabs>
+        <w:ind w:left="1418" w:hanging="1417"/>
+        <w:rPr>
+          <w:lang w:val="en-US"/>
+        </w:rPr>
+      </w:pPr>
+      <w:bookmarkStart w:id="3" w:name="_GoBack"/>
+      <w:r>
+        <w:rPr>
+          <w:noProof/>
+          <w:lang w:eastAsia="ru-RU"/>
+        </w:rPr>
         <w:drawing>
           <wp:inline distT="0" distB="0" distL="0" distR="0">
-            <wp:extent cx="5856514" cy="8750789"/>
-            <wp:effectExtent l="0" t="0" r="0" b="0"/>
-            <wp:docPr id="8" name="Рисунок 8"/>
+            <wp:extent cx="5575300" cy="8455804"/>
+            <wp:effectExtent l="0" t="0" r="6350" b="2540"/>
+            <wp:docPr id="3" name="Рисунок 3"/>
             <wp:cNvGraphicFramePr>
               <a:graphicFrameLocks xmlns:a="http://schemas.openxmlformats.org/drawingml/2006/main" noChangeAspect="1"/>
             </wp:cNvGraphicFramePr>
@@ -2452,24 +2467,24 @@
               <a:graphicData uri="http://schemas.openxmlformats.org/drawingml/2006/picture">
                 <pic:pic xmlns:pic="http://schemas.openxmlformats.org/drawingml/2006/picture">
                   <pic:nvPicPr>
-                    <pic:cNvPr id="8" name="tri.png"/>
+                    <pic:cNvPr id="3" name="tri.png"/>
                     <pic:cNvPicPr/>
                   </pic:nvPicPr>
                   <pic:blipFill rotWithShape="1">
-                    <a:blip r:embed="rId10">
+                    <a:blip r:embed="rId11">
                       <a:extLst>
                         <a:ext uri="{28A0092B-C50C-407E-A947-70E740481C1C}">
                           <a14:useLocalDpi xmlns:a14="http://schemas.microsoft.com/office/drawing/2010/main" val="0"/>
                         </a:ext>
                       </a:extLst>
                     </a:blip>
-                    <a:srcRect t="51417"/>
+                    <a:srcRect t="50240"/>
                     <a:stretch/>
                   </pic:blipFill>
                   <pic:spPr bwMode="auto">
                     <a:xfrm>
                       <a:off x="0" y="0"/>
-                      <a:ext cx="5859727" cy="8755590"/>
+                      <a:ext cx="5576548" cy="8457696"/>
                     </a:xfrm>
                     <a:prstGeom prst="rect">
                       <a:avLst/>
@@ -2489,6 +2504,7 @@
           </wp:inline>
         </w:drawing>
       </w:r>
+      <w:bookmarkEnd w:id="3"/>
     </w:p>
     <w:p>
       <w:pPr>
@@ -2513,7 +2529,7 @@
           <w:szCs w:val="32"/>
         </w:rPr>
       </w:pPr>
-      <w:bookmarkStart w:id="3" w:name="_Toc121085699"/>
+      <w:bookmarkStart w:id="4" w:name="_Toc121085699"/>
       <w:r>
         <w:rPr>
           <w:rFonts w:ascii="Times New Roman" w:hAnsi="Times New Roman" w:cs="Times New Roman"/>
@@ -2525,7 +2541,7 @@
         <w:lastRenderedPageBreak/>
         <w:t>Листинг программы</w:t>
       </w:r>
-      <w:bookmarkEnd w:id="3"/>
+      <w:bookmarkEnd w:id="4"/>
     </w:p>
     <w:p>
       <w:pPr>
@@ -3148,7 +3164,29 @@
           <w:szCs w:val="19"/>
           <w:lang w:val="en-US"/>
         </w:rPr>
-        <w:t xml:space="preserve"> i = 1; i &lt;= n; i += 2)</w:t>
+        <w:t xml:space="preserve"> </w:t>
+      </w:r>
+      <w:proofErr w:type="spellStart"/>
+      <w:r>
+        <w:rPr>
+          <w:rFonts w:ascii="Cascadia Mono" w:hAnsi="Cascadia Mono" w:cs="Cascadia Mono"/>
+          <w:color w:val="000000"/>
+          <w:sz w:val="19"/>
+          <w:szCs w:val="19"/>
+          <w:lang w:val="en-US"/>
+        </w:rPr>
+        <w:t>i</w:t>
+      </w:r>
+      <w:proofErr w:type="spellEnd"/>
+      <w:r>
+        <w:rPr>
+          <w:rFonts w:ascii="Cascadia Mono" w:hAnsi="Cascadia Mono" w:cs="Cascadia Mono"/>
+          <w:color w:val="000000"/>
+          <w:sz w:val="19"/>
+          <w:szCs w:val="19"/>
+          <w:lang w:val="en-US"/>
+        </w:rPr>
+        <w:t xml:space="preserve"> = 1; i &lt;= n; i += 2)</w:t>
       </w:r>
     </w:p>
     <w:p>
@@ -3496,7 +3534,29 @@
           <w:szCs w:val="19"/>
           <w:lang w:val="en-US"/>
         </w:rPr>
-        <w:t xml:space="preserve"> j = 1; j &lt;= i; </w:t>
+        <w:t xml:space="preserve"> j = 1; j &lt;= </w:t>
+      </w:r>
+      <w:proofErr w:type="spellStart"/>
+      <w:r>
+        <w:rPr>
+          <w:rFonts w:ascii="Cascadia Mono" w:hAnsi="Cascadia Mono" w:cs="Cascadia Mono"/>
+          <w:color w:val="000000"/>
+          <w:sz w:val="19"/>
+          <w:szCs w:val="19"/>
+          <w:lang w:val="en-US"/>
+        </w:rPr>
+        <w:t>i</w:t>
+      </w:r>
+      <w:proofErr w:type="spellEnd"/>
+      <w:r>
+        <w:rPr>
+          <w:rFonts w:ascii="Cascadia Mono" w:hAnsi="Cascadia Mono" w:cs="Cascadia Mono"/>
+          <w:color w:val="000000"/>
+          <w:sz w:val="19"/>
+          <w:szCs w:val="19"/>
+          <w:lang w:val="en-US"/>
+        </w:rPr>
+        <w:t xml:space="preserve">; </w:t>
       </w:r>
       <w:proofErr w:type="spellStart"/>
       <w:r>
@@ -4076,7 +4136,29 @@
           <w:szCs w:val="19"/>
           <w:lang w:val="en-US"/>
         </w:rPr>
-        <w:t xml:space="preserve"> i = n; i &gt;= 1; i -= 2)</w:t>
+        <w:t xml:space="preserve"> </w:t>
+      </w:r>
+      <w:proofErr w:type="spellStart"/>
+      <w:r>
+        <w:rPr>
+          <w:rFonts w:ascii="Cascadia Mono" w:hAnsi="Cascadia Mono" w:cs="Cascadia Mono"/>
+          <w:color w:val="000000"/>
+          <w:sz w:val="19"/>
+          <w:szCs w:val="19"/>
+          <w:lang w:val="en-US"/>
+        </w:rPr>
+        <w:t>i</w:t>
+      </w:r>
+      <w:proofErr w:type="spellEnd"/>
+      <w:r>
+        <w:rPr>
+          <w:rFonts w:ascii="Cascadia Mono" w:hAnsi="Cascadia Mono" w:cs="Cascadia Mono"/>
+          <w:color w:val="000000"/>
+          <w:sz w:val="19"/>
+          <w:szCs w:val="19"/>
+          <w:lang w:val="en-US"/>
+        </w:rPr>
+        <w:t xml:space="preserve"> = n; i &gt;= 1; i -= 2)</w:t>
       </w:r>
     </w:p>
     <w:p>
@@ -4424,7 +4506,29 @@
           <w:szCs w:val="19"/>
           <w:lang w:val="en-US"/>
         </w:rPr>
-        <w:t xml:space="preserve"> j = 1; j &lt;= i; </w:t>
+        <w:t xml:space="preserve"> j = 1; j &lt;= </w:t>
+      </w:r>
+      <w:proofErr w:type="spellStart"/>
+      <w:r>
+        <w:rPr>
+          <w:rFonts w:ascii="Cascadia Mono" w:hAnsi="Cascadia Mono" w:cs="Cascadia Mono"/>
+          <w:color w:val="000000"/>
+          <w:sz w:val="19"/>
+          <w:szCs w:val="19"/>
+          <w:lang w:val="en-US"/>
+        </w:rPr>
+        <w:t>i</w:t>
+      </w:r>
+      <w:proofErr w:type="spellEnd"/>
+      <w:r>
+        <w:rPr>
+          <w:rFonts w:ascii="Cascadia Mono" w:hAnsi="Cascadia Mono" w:cs="Cascadia Mono"/>
+          <w:color w:val="000000"/>
+          <w:sz w:val="19"/>
+          <w:szCs w:val="19"/>
+          <w:lang w:val="en-US"/>
+        </w:rPr>
+        <w:t xml:space="preserve">; </w:t>
       </w:r>
       <w:proofErr w:type="spellStart"/>
       <w:r>
@@ -5064,7 +5168,7 @@
           <w:szCs w:val="32"/>
         </w:rPr>
       </w:pPr>
-      <w:bookmarkStart w:id="4" w:name="_Toc121085700"/>
+      <w:bookmarkStart w:id="5" w:name="_Toc121085700"/>
       <w:r>
         <w:rPr>
           <w:rFonts w:ascii="Times New Roman" w:hAnsi="Times New Roman" w:cs="Times New Roman"/>
@@ -5076,7 +5180,7 @@
         <w:lastRenderedPageBreak/>
         <w:t>Результаты выполнения программы</w:t>
       </w:r>
-      <w:bookmarkEnd w:id="4"/>
+      <w:bookmarkEnd w:id="5"/>
     </w:p>
     <w:p>
       <w:pPr>
@@ -5096,6 +5200,10 @@
         <w:jc w:val="center"/>
       </w:pPr>
       <w:r>
+        <w:rPr>
+          <w:noProof/>
+          <w:lang w:eastAsia="ru-RU"/>
+        </w:rPr>
         <w:drawing>
           <wp:inline distT="0" distB="0" distL="0" distR="0" wp14:anchorId="1195EBA0" wp14:editId="549F3246">
             <wp:extent cx="5940425" cy="1398270"/>
@@ -5112,7 +5220,7 @@
                     <pic:cNvPicPr/>
                   </pic:nvPicPr>
                   <pic:blipFill>
-                    <a:blip r:embed="rId11"/>
+                    <a:blip r:embed="rId12"/>
                     <a:stretch>
                       <a:fillRect/>
                     </a:stretch>
@@ -5151,6 +5259,10 @@
         <w:jc w:val="center"/>
       </w:pPr>
       <w:r>
+        <w:rPr>
+          <w:noProof/>
+          <w:lang w:eastAsia="ru-RU"/>
+        </w:rPr>
         <w:drawing>
           <wp:inline distT="0" distB="0" distL="0" distR="0" wp14:anchorId="6DC26D01" wp14:editId="39FE453E">
             <wp:extent cx="5939773" cy="1655657"/>
@@ -5167,7 +5279,7 @@
                     <pic:cNvPicPr/>
                   </pic:nvPicPr>
                   <pic:blipFill rotWithShape="1">
-                    <a:blip r:embed="rId12"/>
+                    <a:blip r:embed="rId13"/>
                     <a:srcRect t="1658" b="11043"/>
                     <a:stretch/>
                   </pic:blipFill>
@@ -5213,66 +5325,15 @@
         <w:jc w:val="center"/>
       </w:pPr>
       <w:r>
+        <w:rPr>
+          <w:noProof/>
+          <w:lang w:eastAsia="ru-RU"/>
+        </w:rPr>
         <w:drawing>
           <wp:inline distT="0" distB="0" distL="0" distR="0" wp14:anchorId="49E81FC3" wp14:editId="64FBD7FF">
             <wp:extent cx="5940425" cy="640715"/>
             <wp:effectExtent l="0" t="0" r="3175" b="6985"/>
             <wp:docPr id="11" name="Рисунок 11"/>
-            <wp:cNvGraphicFramePr>
-              <a:graphicFrameLocks xmlns:a="http://schemas.openxmlformats.org/drawingml/2006/main" noChangeAspect="1"/>
-            </wp:cNvGraphicFramePr>
-            <a:graphic xmlns:a="http://schemas.openxmlformats.org/drawingml/2006/main">
-              <a:graphicData uri="http://schemas.openxmlformats.org/drawingml/2006/picture">
-                <pic:pic xmlns:pic="http://schemas.openxmlformats.org/drawingml/2006/picture">
-                  <pic:nvPicPr>
-                    <pic:cNvPr id="1" name=""/>
-                    <pic:cNvPicPr/>
-                  </pic:nvPicPr>
-                  <pic:blipFill>
-                    <a:blip r:embed="rId13"/>
-                    <a:stretch>
-                      <a:fillRect/>
-                    </a:stretch>
-                  </pic:blipFill>
-                  <pic:spPr>
-                    <a:xfrm>
-                      <a:off x="0" y="0"/>
-                      <a:ext cx="5940425" cy="640715"/>
-                    </a:xfrm>
-                    <a:prstGeom prst="rect">
-                      <a:avLst/>
-                    </a:prstGeom>
-                  </pic:spPr>
-                </pic:pic>
-              </a:graphicData>
-            </a:graphic>
-          </wp:inline>
-        </w:drawing>
-      </w:r>
-    </w:p>
-    <w:p>
-      <w:pPr>
-        <w:tabs>
-          <w:tab w:val="left" w:pos="426"/>
-        </w:tabs>
-        <w:ind w:left="1418" w:hanging="1417"/>
-        <w:jc w:val="center"/>
-      </w:pPr>
-    </w:p>
-    <w:p>
-      <w:pPr>
-        <w:tabs>
-          <w:tab w:val="left" w:pos="426"/>
-        </w:tabs>
-        <w:ind w:left="1418" w:hanging="1417"/>
-        <w:jc w:val="center"/>
-      </w:pPr>
-      <w:r>
-        <w:drawing>
-          <wp:inline distT="0" distB="0" distL="0" distR="0" wp14:anchorId="614AE6AD" wp14:editId="5CD73F7F">
-            <wp:extent cx="5940425" cy="635635"/>
-            <wp:effectExtent l="0" t="0" r="3175" b="0"/>
-            <wp:docPr id="12" name="Рисунок 12"/>
             <wp:cNvGraphicFramePr>
               <a:graphicFrameLocks xmlns:a="http://schemas.openxmlformats.org/drawingml/2006/main" noChangeAspect="1"/>
             </wp:cNvGraphicFramePr>
@@ -5292,6 +5353,65 @@
                   <pic:spPr>
                     <a:xfrm>
                       <a:off x="0" y="0"/>
+                      <a:ext cx="5940425" cy="640715"/>
+                    </a:xfrm>
+                    <a:prstGeom prst="rect">
+                      <a:avLst/>
+                    </a:prstGeom>
+                  </pic:spPr>
+                </pic:pic>
+              </a:graphicData>
+            </a:graphic>
+          </wp:inline>
+        </w:drawing>
+      </w:r>
+    </w:p>
+    <w:p>
+      <w:pPr>
+        <w:tabs>
+          <w:tab w:val="left" w:pos="426"/>
+        </w:tabs>
+        <w:ind w:left="1418" w:hanging="1417"/>
+        <w:jc w:val="center"/>
+      </w:pPr>
+    </w:p>
+    <w:p>
+      <w:pPr>
+        <w:tabs>
+          <w:tab w:val="left" w:pos="426"/>
+        </w:tabs>
+        <w:ind w:left="1418" w:hanging="1417"/>
+        <w:jc w:val="center"/>
+      </w:pPr>
+      <w:r>
+        <w:rPr>
+          <w:noProof/>
+          <w:lang w:eastAsia="ru-RU"/>
+        </w:rPr>
+        <w:drawing>
+          <wp:inline distT="0" distB="0" distL="0" distR="0" wp14:anchorId="614AE6AD" wp14:editId="5CD73F7F">
+            <wp:extent cx="5940425" cy="635635"/>
+            <wp:effectExtent l="0" t="0" r="3175" b="0"/>
+            <wp:docPr id="12" name="Рисунок 12"/>
+            <wp:cNvGraphicFramePr>
+              <a:graphicFrameLocks xmlns:a="http://schemas.openxmlformats.org/drawingml/2006/main" noChangeAspect="1"/>
+            </wp:cNvGraphicFramePr>
+            <a:graphic xmlns:a="http://schemas.openxmlformats.org/drawingml/2006/main">
+              <a:graphicData uri="http://schemas.openxmlformats.org/drawingml/2006/picture">
+                <pic:pic xmlns:pic="http://schemas.openxmlformats.org/drawingml/2006/picture">
+                  <pic:nvPicPr>
+                    <pic:cNvPr id="1" name=""/>
+                    <pic:cNvPicPr/>
+                  </pic:nvPicPr>
+                  <pic:blipFill>
+                    <a:blip r:embed="rId15"/>
+                    <a:stretch>
+                      <a:fillRect/>
+                    </a:stretch>
+                  </pic:blipFill>
+                  <pic:spPr>
+                    <a:xfrm>
+                      <a:off x="0" y="0"/>
                       <a:ext cx="5940425" cy="635635"/>
                     </a:xfrm>
                     <a:prstGeom prst="rect">
@@ -5304,11 +5424,9 @@
           </wp:inline>
         </w:drawing>
       </w:r>
-      <w:bookmarkStart w:id="5" w:name="_GoBack"/>
-      <w:bookmarkEnd w:id="5"/>
     </w:p>
     <w:sectPr>
-      <w:footerReference w:type="default" r:id="rId15"/>
+      <w:footerReference w:type="default" r:id="rId16"/>
       <w:pgSz w:w="11906" w:h="16838"/>
       <w:pgMar w:top="1134" w:right="850" w:bottom="1134" w:left="1701" w:header="708" w:footer="708" w:gutter="0"/>
       <w:cols w:space="708"/>
@@ -5354,6 +5472,7 @@
         <w:docPartUnique/>
       </w:docPartObj>
     </w:sdtPr>
+    <w:sdtEndPr/>
     <w:sdtContent>
       <w:p>
         <w:pPr>
@@ -5373,7 +5492,7 @@
           <w:rPr>
             <w:noProof/>
           </w:rPr>
-          <w:t>8</w:t>
+          <w:t>6</w:t>
         </w:r>
         <w:r>
           <w:fldChar w:fldCharType="end"/>
@@ -6561,7 +6680,7 @@
 </file>
 
 <file path=customXml/itemProps1.xml><?xml version="1.0" encoding="utf-8"?>
-<ds:datastoreItem xmlns:ds="http://schemas.openxmlformats.org/officeDocument/2006/customXml" ds:itemID="{A476ABFA-C86E-4C1A-8838-39D0E1D9984F}">
+<ds:datastoreItem xmlns:ds="http://schemas.openxmlformats.org/officeDocument/2006/customXml" ds:itemID="{5782B300-B71B-45E6-B769-42B54EE0E951}">
   <ds:schemaRefs>
     <ds:schemaRef ds:uri="http://schemas.openxmlformats.org/officeDocument/2006/bibliography"/>
   </ds:schemaRefs>
